--- a/docs/build-log/VPSim_Build_Log_Convention.docx
+++ b/docs/build-log/VPSim_Build_Log_Convention.docx
@@ -20,7 +20,7 @@
           <w:sz w:val="19"/>
           <w:szCs w:val="19"/>
         </w:rPr>
-        <w:t xml:space="preserve">How every completed task is documented</w:t>
+        <w:t xml:space="preserve">How every completed task is documented, and how status is tracked</w:t>
       </w:r>
     </w:p>
     <w:p>
@@ -366,6 +366,247 @@
           <w:szCs w:val="20"/>
         </w:rPr>
         <w:t xml:space="preserve">diverged from it — with the reason.</w:t>
+      </w:r>
+    </w:p>
+    <w:p>
+      <w:pPr>
+        <w:pBdr>
+          <w:bottom w:val="single" w:color="D6E2E6" w:sz="6" w:space="2"/>
+        </w:pBdr>
+        <w:spacing w:after="120" w:before="120"/>
+      </w:pPr>
+      <w:r>
+        <w:t xml:space="preserve"/>
+      </w:r>
+    </w:p>
+    <w:p>
+      <w:pPr>
+        <w:pStyle w:val="Heading2"/>
+        <w:spacing w:after="130" w:before="300"/>
+      </w:pPr>
+      <w:r>
+        <w:rPr>
+          <w:rFonts w:ascii="Georgia" w:cs="Georgia" w:eastAsia="Georgia" w:hAnsi="Georgia"/>
+          <w:b/>
+          <w:bCs/>
+          <w:color w:val="1F7A8C"/>
+          <w:sz w:val="25"/>
+          <w:szCs w:val="25"/>
+        </w:rPr>
+        <w:t xml:space="preserve">Where things stand</w:t>
+      </w:r>
+    </w:p>
+    <w:p>
+      <w:pPr>
+        <w:spacing w:after="120" w:before="60" w:line="300"/>
+      </w:pPr>
+      <w:hyperlink w:history="1" r:id="rId6fn3ejavgjy0evjpyvnvh">
+        <w:r>
+          <w:rPr>
+            <w:color w:val="1F7A8C"/>
+            <w:sz w:val="20"/>
+            <w:szCs w:val="20"/>
+            <w:u w:val="single"/>
+          </w:rPr>
+          <w:t xml:space="preserve">`STATUS.md`</w:t>
+        </w:r>
+      </w:hyperlink>
+      <w:r>
+        <w:rPr>
+          <w:color w:val="13272F"/>
+          <w:sz w:val="20"/>
+          <w:szCs w:val="20"/>
+        </w:rPr>
+        <w:t xml:space="preserve"> is the progress tracker: every task, its phase, owner,</w:t>
+      </w:r>
+    </w:p>
+    <w:p>
+      <w:pPr>
+        <w:spacing w:after="120" w:before="60" w:line="300"/>
+      </w:pPr>
+      <w:r>
+        <w:rPr>
+          <w:color w:val="13272F"/>
+          <w:sz w:val="20"/>
+          <w:szCs w:val="20"/>
+        </w:rPr>
+        <w:t xml:space="preserve">estimate, dependency and whether it is done, with a link to its build log.</w:t>
+      </w:r>
+    </w:p>
+    <w:p>
+      <w:pPr>
+        <w:spacing w:after="120" w:before="60" w:line="300"/>
+      </w:pPr>
+      <w:r>
+        <w:rPr>
+          <w:b/>
+          <w:bCs/>
+          <w:color w:val="13272F"/>
+          <w:sz w:val="20"/>
+          <w:szCs w:val="20"/>
+        </w:rPr>
+        <w:t xml:space="preserve">It is generated, never hand-edited:</w:t>
+      </w:r>
+    </w:p>
+    <w:p>
+      <w:pPr>
+        <w:pBdr>
+          <w:left w:val="single" w:color="1F7A8C" w:sz="12" w:space="8"/>
+        </w:pBdr>
+        <w:shd w:fill="F4F7F8" w:val="clear"/>
+        <w:spacing w:after="140" w:before="100" w:line="240"/>
+        <w:ind w:left="200" w:right="200"/>
+      </w:pPr>
+      <w:r>
+        <w:rPr>
+          <w:rFonts w:ascii="Consolas" w:cs="Consolas" w:eastAsia="Consolas" w:hAnsi="Consolas"/>
+          <w:color w:val="13272F"/>
+          <w:sz w:val="16"/>
+          <w:szCs w:val="16"/>
+        </w:rPr>
+        <w:t xml:space="preserve">python</w:t>
+      </w:r>
+      <w:r>
+        <w:rPr>
+          <w:rFonts w:ascii="Consolas" w:cs="Consolas" w:eastAsia="Consolas" w:hAnsi="Consolas"/>
+          <w:color w:val="13272F"/>
+          <w:sz w:val="16"/>
+          <w:szCs w:val="16"/>
+        </w:rPr>
+        <w:t xml:space="preserve"> </w:t>
+      </w:r>
+      <w:r>
+        <w:rPr>
+          <w:rFonts w:ascii="Consolas" w:cs="Consolas" w:eastAsia="Consolas" w:hAnsi="Consolas"/>
+          <w:color w:val="13272F"/>
+          <w:sz w:val="16"/>
+          <w:szCs w:val="16"/>
+        </w:rPr>
+        <w:t xml:space="preserve">scripts</w:t>
+      </w:r>
+      <w:r>
+        <w:rPr>
+          <w:rFonts w:ascii="Consolas" w:cs="Consolas" w:eastAsia="Consolas" w:hAnsi="Consolas"/>
+          <w:color w:val="13272F"/>
+          <w:sz w:val="16"/>
+          <w:szCs w:val="16"/>
+        </w:rPr>
+        <w:t xml:space="preserve">/</w:t>
+      </w:r>
+      <w:r>
+        <w:rPr>
+          <w:rFonts w:ascii="Consolas" w:cs="Consolas" w:eastAsia="Consolas" w:hAnsi="Consolas"/>
+          <w:color w:val="13272F"/>
+          <w:sz w:val="16"/>
+          <w:szCs w:val="16"/>
+        </w:rPr>
+        <w:t xml:space="preserve">build_status</w:t>
+      </w:r>
+      <w:r>
+        <w:rPr>
+          <w:rFonts w:ascii="Consolas" w:cs="Consolas" w:eastAsia="Consolas" w:hAnsi="Consolas"/>
+          <w:color w:val="13272F"/>
+          <w:sz w:val="16"/>
+          <w:szCs w:val="16"/>
+        </w:rPr>
+        <w:t xml:space="preserve">.</w:t>
+      </w:r>
+      <w:r>
+        <w:rPr>
+          <w:rFonts w:ascii="Consolas" w:cs="Consolas" w:eastAsia="Consolas" w:hAnsi="Consolas"/>
+          <w:color w:val="13272F"/>
+          <w:sz w:val="16"/>
+          <w:szCs w:val="16"/>
+        </w:rPr>
+        <w:t xml:space="preserve">py</w:t>
+      </w:r>
+    </w:p>
+    <w:p>
+      <w:pPr>
+        <w:spacing w:after="120" w:before="60" w:line="300"/>
+      </w:pPr>
+      <w:r>
+        <w:rPr>
+          <w:color w:val="13272F"/>
+          <w:sz w:val="20"/>
+          <w:szCs w:val="20"/>
+        </w:rPr>
+        <w:t xml:space="preserve">It reads </w:t>
+      </w:r>
+      <w:r>
+        <w:rPr>
+          <w:rFonts w:ascii="Consolas" w:cs="Consolas" w:eastAsia="Consolas" w:hAnsi="Consolas"/>
+          <w:color w:val="B3651F"/>
+          <w:sz w:val="18"/>
+          <w:szCs w:val="18"/>
+        </w:rPr>
+        <w:t xml:space="preserve">docs/spec/BUILD_PLAN.md</w:t>
+      </w:r>
+      <w:r>
+        <w:rPr>
+          <w:color w:val="13272F"/>
+          <w:sz w:val="20"/>
+          <w:szCs w:val="20"/>
+        </w:rPr>
+        <w:t xml:space="preserve"> and cannot disagree with it. A status page</w:t>
+      </w:r>
+    </w:p>
+    <w:p>
+      <w:pPr>
+        <w:spacing w:after="120" w:before="60" w:line="300"/>
+      </w:pPr>
+      <w:r>
+        <w:rPr>
+          <w:color w:val="13272F"/>
+          <w:sz w:val="20"/>
+          <w:szCs w:val="20"/>
+        </w:rPr>
+        <w:t xml:space="preserve">maintained by remembering to update it is a status page that is quietly wrong</w:t>
+      </w:r>
+    </w:p>
+    <w:p>
+      <w:pPr>
+        <w:spacing w:after="120" w:before="60" w:line="300"/>
+      </w:pPr>
+      <w:r>
+        <w:rPr>
+          <w:color w:val="13272F"/>
+          <w:sz w:val="20"/>
+          <w:szCs w:val="20"/>
+        </w:rPr>
+        <w:t xml:space="preserve">within a fortnight — the same reasoning as the test that keeps </w:t>
+      </w:r>
+      <w:r>
+        <w:rPr>
+          <w:rFonts w:ascii="Consolas" w:cs="Consolas" w:eastAsia="Consolas" w:hAnsi="Consolas"/>
+          <w:color w:val="B3651F"/>
+          <w:sz w:val="18"/>
+          <w:szCs w:val="18"/>
+        </w:rPr>
+        <w:t xml:space="preserve">.env.example</w:t>
+      </w:r>
+    </w:p>
+    <w:p>
+      <w:pPr>
+        <w:spacing w:after="120" w:before="60" w:line="300"/>
+      </w:pPr>
+      <w:r>
+        <w:rPr>
+          <w:color w:val="13272F"/>
+          <w:sz w:val="20"/>
+          <w:szCs w:val="20"/>
+        </w:rPr>
+        <w:t xml:space="preserve">honest. </w:t>
+      </w:r>
+      <w:r>
+        <w:rPr>
+          <w:b/>
+          <w:bCs/>
+          <w:color w:val="13272F"/>
+          <w:sz w:val="20"/>
+          <w:szCs w:val="20"/>
+        </w:rPr>
+        <w:t xml:space="preserve">Regenerate it when you finish a task, and commit the result.</w:t>
       </w:r>
     </w:p>
     <w:p>
